--- a/TranNgocPhuongLinh_11CNPM2_LAB7_TESTER.docx
+++ b/TranNgocPhuongLinh_11CNPM2_LAB7_TESTER.docx
@@ -4853,12 +4853,12 @@
         <w:tblLook w:val="04A0" w:firstRow="1" w:lastRow="0" w:firstColumn="1" w:lastColumn="0" w:noHBand="0" w:noVBand="1"/>
       </w:tblPr>
       <w:tblGrid>
-        <w:gridCol w:w="2470"/>
-        <w:gridCol w:w="1337"/>
-        <w:gridCol w:w="1370"/>
-        <w:gridCol w:w="1328"/>
-        <w:gridCol w:w="1470"/>
-        <w:gridCol w:w="1375"/>
+        <w:gridCol w:w="2355"/>
+        <w:gridCol w:w="1040"/>
+        <w:gridCol w:w="1915"/>
+        <w:gridCol w:w="1979"/>
+        <w:gridCol w:w="1190"/>
+        <w:gridCol w:w="871"/>
       </w:tblGrid>
       <w:tr>
         <w:tc>
@@ -5041,6 +5041,23 @@
                 <w:szCs w:val="26"/>
               </w:rPr>
             </w:pPr>
+            <w:r>
+              <w:rPr>
+                <w:rFonts w:ascii="Times New Roman" w:hAnsi="Times New Roman" w:cs="Times New Roman"/>
+                <w:sz w:val="26"/>
+                <w:szCs w:val="26"/>
+              </w:rPr>
+              <w:t xml:space="preserve">Kiểm tra đăng ký thành công với thông </w:t>
+            </w:r>
+            <w:r>
+              <w:rPr>
+                <w:rFonts w:ascii="Times New Roman" w:hAnsi="Times New Roman" w:cs="Times New Roman"/>
+                <w:sz w:val="26"/>
+                <w:szCs w:val="26"/>
+              </w:rPr>
+              <w:lastRenderedPageBreak/>
+              <w:t>tin hợp lệ</w:t>
+            </w:r>
           </w:p>
         </w:tc>
         <w:tc>
@@ -5055,6 +5072,15 @@
                 <w:szCs w:val="26"/>
               </w:rPr>
             </w:pPr>
+            <w:r>
+              <w:rPr>
+                <w:rFonts w:ascii="Times New Roman" w:hAnsi="Times New Roman" w:cs="Times New Roman"/>
+                <w:sz w:val="26"/>
+                <w:szCs w:val="26"/>
+              </w:rPr>
+              <w:lastRenderedPageBreak/>
+              <w:t>Đang ở trang Đăng ký</w:t>
+            </w:r>
           </w:p>
         </w:tc>
         <w:tc>
@@ -5067,8 +5093,18 @@
                 <w:rFonts w:ascii="Times New Roman" w:hAnsi="Times New Roman" w:cs="Times New Roman"/>
                 <w:sz w:val="26"/>
                 <w:szCs w:val="26"/>
-              </w:rPr>
-            </w:pPr>
+                <w:lang w:val="en-US"/>
+              </w:rPr>
+            </w:pPr>
+            <w:r>
+              <w:rPr>
+                <w:rFonts w:ascii="Times New Roman" w:hAnsi="Times New Roman" w:cs="Times New Roman"/>
+                <w:sz w:val="26"/>
+                <w:szCs w:val="26"/>
+                <w:lang w:val="en-US"/>
+              </w:rPr>
+              <w:t xml:space="preserve">Nhập chuẩn dữ liệu theo CSDL </w:t>
+            </w:r>
           </w:p>
         </w:tc>
         <w:tc>
@@ -5083,6 +5119,14 @@
                 <w:szCs w:val="26"/>
               </w:rPr>
             </w:pPr>
+            <w:r>
+              <w:rPr>
+                <w:rFonts w:ascii="Times New Roman" w:hAnsi="Times New Roman" w:cs="Times New Roman"/>
+                <w:sz w:val="26"/>
+                <w:szCs w:val="26"/>
+              </w:rPr>
+              <w:t>EP</w:t>
+            </w:r>
           </w:p>
         </w:tc>
         <w:tc>
@@ -5097,6 +5141,23 @@
                 <w:szCs w:val="26"/>
               </w:rPr>
             </w:pPr>
+            <w:r>
+              <w:rPr>
+                <w:rFonts w:ascii="Times New Roman" w:hAnsi="Times New Roman" w:cs="Times New Roman"/>
+                <w:sz w:val="26"/>
+                <w:szCs w:val="26"/>
+              </w:rPr>
+              <w:t xml:space="preserve">Đăng ký thành công, lưu tài khoản mới </w:t>
+            </w:r>
+            <w:r>
+              <w:rPr>
+                <w:rFonts w:ascii="Times New Roman" w:hAnsi="Times New Roman" w:cs="Times New Roman"/>
+                <w:sz w:val="26"/>
+                <w:szCs w:val="26"/>
+              </w:rPr>
+              <w:lastRenderedPageBreak/>
+              <w:t>vào CSDL hệ thống.</w:t>
+            </w:r>
           </w:p>
         </w:tc>
       </w:tr>
@@ -5111,15 +5172,15 @@
                 <w:rFonts w:ascii="Times New Roman" w:hAnsi="Times New Roman" w:cs="Times New Roman"/>
                 <w:sz w:val="26"/>
                 <w:szCs w:val="26"/>
-                <w:lang w:val="en-US"/>
-              </w:rPr>
-            </w:pPr>
-            <w:r>
-              <w:rPr>
-                <w:rFonts w:ascii="Times New Roman" w:hAnsi="Times New Roman" w:cs="Times New Roman"/>
-                <w:sz w:val="26"/>
-                <w:szCs w:val="26"/>
-              </w:rPr>
+              </w:rPr>
+            </w:pPr>
+            <w:r>
+              <w:rPr>
+                <w:rFonts w:ascii="Times New Roman" w:hAnsi="Times New Roman" w:cs="Times New Roman"/>
+                <w:sz w:val="26"/>
+                <w:szCs w:val="26"/>
+              </w:rPr>
+              <w:lastRenderedPageBreak/>
               <w:t>TC_REG_EP_00</w:t>
             </w:r>
             <w:r>
@@ -5127,7 +5188,6 @@
                 <w:rFonts w:ascii="Times New Roman" w:hAnsi="Times New Roman" w:cs="Times New Roman"/>
                 <w:sz w:val="26"/>
                 <w:szCs w:val="26"/>
-                <w:lang w:val="en-US"/>
               </w:rPr>
               <w:t>2</w:t>
             </w:r>
@@ -5145,6 +5205,14 @@
                 <w:szCs w:val="26"/>
               </w:rPr>
             </w:pPr>
+            <w:r>
+              <w:rPr>
+                <w:rFonts w:ascii="Times New Roman" w:hAnsi="Times New Roman" w:cs="Times New Roman"/>
+                <w:sz w:val="26"/>
+                <w:szCs w:val="26"/>
+              </w:rPr>
+              <w:t>Bỏ trống trường Họ và tên</w:t>
+            </w:r>
           </w:p>
         </w:tc>
         <w:tc>
@@ -5159,6 +5227,14 @@
                 <w:szCs w:val="26"/>
               </w:rPr>
             </w:pPr>
+            <w:r>
+              <w:rPr>
+                <w:rFonts w:ascii="Times New Roman" w:hAnsi="Times New Roman" w:cs="Times New Roman"/>
+                <w:sz w:val="26"/>
+                <w:szCs w:val="26"/>
+              </w:rPr>
+              <w:t>Đang ở trang Đăng ký</w:t>
+            </w:r>
           </w:p>
         </w:tc>
         <w:tc>
@@ -5173,6 +5249,14 @@
                 <w:szCs w:val="26"/>
               </w:rPr>
             </w:pPr>
+            <w:r>
+              <w:rPr>
+                <w:rFonts w:ascii="Times New Roman" w:hAnsi="Times New Roman" w:cs="Times New Roman"/>
+                <w:sz w:val="26"/>
+                <w:szCs w:val="26"/>
+              </w:rPr>
+              <w:t>Họ tên: [Rỗng]. Các trường khác: CSDL chuẩn</w:t>
+            </w:r>
           </w:p>
         </w:tc>
         <w:tc>
@@ -5187,6 +5271,14 @@
                 <w:szCs w:val="26"/>
               </w:rPr>
             </w:pPr>
+            <w:r>
+              <w:rPr>
+                <w:rFonts w:ascii="Times New Roman" w:hAnsi="Times New Roman" w:cs="Times New Roman"/>
+                <w:sz w:val="26"/>
+                <w:szCs w:val="26"/>
+              </w:rPr>
+              <w:t>EP</w:t>
+            </w:r>
           </w:p>
         </w:tc>
         <w:tc>
@@ -5215,7 +5307,6 @@
                 <w:rFonts w:ascii="Times New Roman" w:hAnsi="Times New Roman" w:cs="Times New Roman"/>
                 <w:sz w:val="26"/>
                 <w:szCs w:val="26"/>
-                <w:lang w:val="en-US"/>
               </w:rPr>
             </w:pPr>
             <w:r>
@@ -5231,7 +5322,6 @@
                 <w:rFonts w:ascii="Times New Roman" w:hAnsi="Times New Roman" w:cs="Times New Roman"/>
                 <w:sz w:val="26"/>
                 <w:szCs w:val="26"/>
-                <w:lang w:val="en-US"/>
               </w:rPr>
               <w:t>3</w:t>
             </w:r>
@@ -5249,6 +5339,14 @@
                 <w:szCs w:val="26"/>
               </w:rPr>
             </w:pPr>
+            <w:r>
+              <w:rPr>
+                <w:rFonts w:ascii="Times New Roman" w:hAnsi="Times New Roman" w:cs="Times New Roman"/>
+                <w:sz w:val="26"/>
+                <w:szCs w:val="26"/>
+              </w:rPr>
+              <w:t>Họ tên chứa số không hợp lệ</w:t>
+            </w:r>
           </w:p>
         </w:tc>
         <w:tc>
@@ -5263,6 +5361,14 @@
                 <w:szCs w:val="26"/>
               </w:rPr>
             </w:pPr>
+            <w:r>
+              <w:rPr>
+                <w:rFonts w:ascii="Times New Roman" w:hAnsi="Times New Roman" w:cs="Times New Roman"/>
+                <w:sz w:val="26"/>
+                <w:szCs w:val="26"/>
+              </w:rPr>
+              <w:t>Đang ở trang Đăng ký</w:t>
+            </w:r>
           </w:p>
         </w:tc>
         <w:tc>
@@ -5277,6 +5383,14 @@
                 <w:szCs w:val="26"/>
               </w:rPr>
             </w:pPr>
+            <w:r>
+              <w:rPr>
+                <w:rFonts w:ascii="Times New Roman" w:hAnsi="Times New Roman" w:cs="Times New Roman"/>
+                <w:sz w:val="26"/>
+                <w:szCs w:val="26"/>
+              </w:rPr>
+              <w:t>Họ tên: Linh 123. Các trường khác: CSDL chuẩn</w:t>
+            </w:r>
           </w:p>
         </w:tc>
         <w:tc>
@@ -5291,6 +5405,14 @@
                 <w:szCs w:val="26"/>
               </w:rPr>
             </w:pPr>
+            <w:r>
+              <w:rPr>
+                <w:rFonts w:ascii="Times New Roman" w:hAnsi="Times New Roman" w:cs="Times New Roman"/>
+                <w:sz w:val="26"/>
+                <w:szCs w:val="26"/>
+              </w:rPr>
+              <w:t>EP</w:t>
+            </w:r>
           </w:p>
         </w:tc>
         <w:tc>
@@ -5319,7 +5441,6 @@
                 <w:rFonts w:ascii="Times New Roman" w:hAnsi="Times New Roman" w:cs="Times New Roman"/>
                 <w:sz w:val="26"/>
                 <w:szCs w:val="26"/>
-                <w:lang w:val="en-US"/>
               </w:rPr>
             </w:pPr>
             <w:r>
@@ -5335,7 +5456,6 @@
                 <w:rFonts w:ascii="Times New Roman" w:hAnsi="Times New Roman" w:cs="Times New Roman"/>
                 <w:sz w:val="26"/>
                 <w:szCs w:val="26"/>
-                <w:lang w:val="en-US"/>
               </w:rPr>
               <w:t>4</w:t>
             </w:r>
@@ -5353,6 +5473,14 @@
                 <w:szCs w:val="26"/>
               </w:rPr>
             </w:pPr>
+            <w:r>
+              <w:rPr>
+                <w:rFonts w:ascii="Times New Roman" w:hAnsi="Times New Roman" w:cs="Times New Roman"/>
+                <w:sz w:val="26"/>
+                <w:szCs w:val="26"/>
+              </w:rPr>
+              <w:t>Tên đăng nhập bắt đầu bằng số</w:t>
+            </w:r>
           </w:p>
         </w:tc>
         <w:tc>
@@ -5367,6 +5495,14 @@
                 <w:szCs w:val="26"/>
               </w:rPr>
             </w:pPr>
+            <w:r>
+              <w:rPr>
+                <w:rFonts w:ascii="Times New Roman" w:hAnsi="Times New Roman" w:cs="Times New Roman"/>
+                <w:sz w:val="26"/>
+                <w:szCs w:val="26"/>
+              </w:rPr>
+              <w:t>Đang ở trang Đăng ký</w:t>
+            </w:r>
           </w:p>
         </w:tc>
         <w:tc>
@@ -5381,6 +5517,14 @@
                 <w:szCs w:val="26"/>
               </w:rPr>
             </w:pPr>
+            <w:r>
+              <w:rPr>
+                <w:rFonts w:ascii="Times New Roman" w:hAnsi="Times New Roman" w:cs="Times New Roman"/>
+                <w:sz w:val="26"/>
+                <w:szCs w:val="26"/>
+              </w:rPr>
+              <w:t>User: 1412_linh. Các trường khác: CSDL chuẩn</w:t>
+            </w:r>
           </w:p>
         </w:tc>
         <w:tc>
@@ -5395,6 +5539,14 @@
                 <w:szCs w:val="26"/>
               </w:rPr>
             </w:pPr>
+            <w:r>
+              <w:rPr>
+                <w:rFonts w:ascii="Times New Roman" w:hAnsi="Times New Roman" w:cs="Times New Roman"/>
+                <w:sz w:val="26"/>
+                <w:szCs w:val="26"/>
+              </w:rPr>
+              <w:t>EP</w:t>
+            </w:r>
           </w:p>
         </w:tc>
         <w:tc>
@@ -5423,7 +5575,6 @@
                 <w:rFonts w:ascii="Times New Roman" w:hAnsi="Times New Roman" w:cs="Times New Roman"/>
                 <w:sz w:val="26"/>
                 <w:szCs w:val="26"/>
-                <w:lang w:val="en-US"/>
               </w:rPr>
             </w:pPr>
             <w:r>
@@ -5439,7 +5590,6 @@
                 <w:rFonts w:ascii="Times New Roman" w:hAnsi="Times New Roman" w:cs="Times New Roman"/>
                 <w:sz w:val="26"/>
                 <w:szCs w:val="26"/>
-                <w:lang w:val="en-US"/>
               </w:rPr>
               <w:t>5</w:t>
             </w:r>
@@ -5457,6 +5607,14 @@
                 <w:szCs w:val="26"/>
               </w:rPr>
             </w:pPr>
+            <w:r>
+              <w:rPr>
+                <w:rFonts w:ascii="Times New Roman" w:hAnsi="Times New Roman" w:cs="Times New Roman"/>
+                <w:sz w:val="26"/>
+                <w:szCs w:val="26"/>
+              </w:rPr>
+              <w:t>Email sai định dạng RFC 5322</w:t>
+            </w:r>
           </w:p>
         </w:tc>
         <w:tc>
@@ -5471,6 +5629,14 @@
                 <w:szCs w:val="26"/>
               </w:rPr>
             </w:pPr>
+            <w:r>
+              <w:rPr>
+                <w:rFonts w:ascii="Times New Roman" w:hAnsi="Times New Roman" w:cs="Times New Roman"/>
+                <w:sz w:val="26"/>
+                <w:szCs w:val="26"/>
+              </w:rPr>
+              <w:t>Đang ở trang Đăng ký</w:t>
+            </w:r>
           </w:p>
         </w:tc>
         <w:tc>
@@ -5485,6 +5651,14 @@
                 <w:szCs w:val="26"/>
               </w:rPr>
             </w:pPr>
+            <w:r>
+              <w:rPr>
+                <w:rFonts w:ascii="Times New Roman" w:hAnsi="Times New Roman" w:cs="Times New Roman"/>
+                <w:sz w:val="26"/>
+                <w:szCs w:val="26"/>
+              </w:rPr>
+              <w:t>Email: linh@gmail. Các trường khác: CSDL chuẩn</w:t>
+            </w:r>
           </w:p>
         </w:tc>
         <w:tc>
@@ -5499,6 +5673,14 @@
                 <w:szCs w:val="26"/>
               </w:rPr>
             </w:pPr>
+            <w:r>
+              <w:rPr>
+                <w:rFonts w:ascii="Times New Roman" w:hAnsi="Times New Roman" w:cs="Times New Roman"/>
+                <w:sz w:val="26"/>
+                <w:szCs w:val="26"/>
+              </w:rPr>
+              <w:t>EP</w:t>
+            </w:r>
           </w:p>
         </w:tc>
         <w:tc>
@@ -5527,7 +5709,6 @@
                 <w:rFonts w:ascii="Times New Roman" w:hAnsi="Times New Roman" w:cs="Times New Roman"/>
                 <w:sz w:val="26"/>
                 <w:szCs w:val="26"/>
-                <w:lang w:val="en-US"/>
               </w:rPr>
             </w:pPr>
             <w:r>
@@ -5543,7 +5724,6 @@
                 <w:rFonts w:ascii="Times New Roman" w:hAnsi="Times New Roman" w:cs="Times New Roman"/>
                 <w:sz w:val="26"/>
                 <w:szCs w:val="26"/>
-                <w:lang w:val="en-US"/>
               </w:rPr>
               <w:t>6</w:t>
             </w:r>
@@ -5561,6 +5741,14 @@
                 <w:szCs w:val="26"/>
               </w:rPr>
             </w:pPr>
+            <w:r>
+              <w:rPr>
+                <w:rFonts w:ascii="Times New Roman" w:hAnsi="Times New Roman" w:cs="Times New Roman"/>
+                <w:sz w:val="26"/>
+                <w:szCs w:val="26"/>
+              </w:rPr>
+              <w:t>SĐT không bắt đầu bằng số 0</w:t>
+            </w:r>
           </w:p>
         </w:tc>
         <w:tc>
@@ -5575,6 +5763,14 @@
                 <w:szCs w:val="26"/>
               </w:rPr>
             </w:pPr>
+            <w:r>
+              <w:rPr>
+                <w:rFonts w:ascii="Times New Roman" w:hAnsi="Times New Roman" w:cs="Times New Roman"/>
+                <w:sz w:val="26"/>
+                <w:szCs w:val="26"/>
+              </w:rPr>
+              <w:t>Đang ở trang Đăng ký</w:t>
+            </w:r>
           </w:p>
         </w:tc>
         <w:tc>
@@ -5589,6 +5785,14 @@
                 <w:szCs w:val="26"/>
               </w:rPr>
             </w:pPr>
+            <w:r>
+              <w:rPr>
+                <w:rFonts w:ascii="Times New Roman" w:hAnsi="Times New Roman" w:cs="Times New Roman"/>
+                <w:sz w:val="26"/>
+                <w:szCs w:val="26"/>
+              </w:rPr>
+              <w:t>SĐT: 8987654321. Các trường khác: CSDL chuẩn</w:t>
+            </w:r>
           </w:p>
         </w:tc>
         <w:tc>
@@ -5603,6 +5807,14 @@
                 <w:szCs w:val="26"/>
               </w:rPr>
             </w:pPr>
+            <w:r>
+              <w:rPr>
+                <w:rFonts w:ascii="Times New Roman" w:hAnsi="Times New Roman" w:cs="Times New Roman"/>
+                <w:sz w:val="26"/>
+                <w:szCs w:val="26"/>
+              </w:rPr>
+              <w:t>EP</w:t>
+            </w:r>
           </w:p>
         </w:tc>
         <w:tc>
@@ -5631,7 +5843,6 @@
                 <w:rFonts w:ascii="Times New Roman" w:hAnsi="Times New Roman" w:cs="Times New Roman"/>
                 <w:sz w:val="26"/>
                 <w:szCs w:val="26"/>
-                <w:lang w:val="en-US"/>
               </w:rPr>
             </w:pPr>
             <w:r>
@@ -5647,7 +5858,6 @@
                 <w:rFonts w:ascii="Times New Roman" w:hAnsi="Times New Roman" w:cs="Times New Roman"/>
                 <w:sz w:val="26"/>
                 <w:szCs w:val="26"/>
-                <w:lang w:val="en-US"/>
               </w:rPr>
               <w:t>7</w:t>
             </w:r>
@@ -5665,6 +5875,14 @@
                 <w:szCs w:val="26"/>
               </w:rPr>
             </w:pPr>
+            <w:r>
+              <w:rPr>
+                <w:rFonts w:ascii="Times New Roman" w:hAnsi="Times New Roman" w:cs="Times New Roman"/>
+                <w:sz w:val="26"/>
+                <w:szCs w:val="26"/>
+              </w:rPr>
+              <w:t>Mật khẩu thiếu ký tự đặc biệt</w:t>
+            </w:r>
           </w:p>
         </w:tc>
         <w:tc>
@@ -5679,6 +5897,14 @@
                 <w:szCs w:val="26"/>
               </w:rPr>
             </w:pPr>
+            <w:r>
+              <w:rPr>
+                <w:rFonts w:ascii="Times New Roman" w:hAnsi="Times New Roman" w:cs="Times New Roman"/>
+                <w:sz w:val="26"/>
+                <w:szCs w:val="26"/>
+              </w:rPr>
+              <w:t>Đang ở trang Đăng ký</w:t>
+            </w:r>
           </w:p>
         </w:tc>
         <w:tc>
@@ -5693,6 +5919,14 @@
                 <w:szCs w:val="26"/>
               </w:rPr>
             </w:pPr>
+            <w:r>
+              <w:rPr>
+                <w:rFonts w:ascii="Times New Roman" w:hAnsi="Times New Roman" w:cs="Times New Roman"/>
+                <w:sz w:val="26"/>
+                <w:szCs w:val="26"/>
+              </w:rPr>
+              <w:t>Mật khẩu: Linh1412. Các trường khác: CSDL chuẩn</w:t>
+            </w:r>
           </w:p>
         </w:tc>
         <w:tc>
@@ -5707,6 +5941,14 @@
                 <w:szCs w:val="26"/>
               </w:rPr>
             </w:pPr>
+            <w:r>
+              <w:rPr>
+                <w:rFonts w:ascii="Times New Roman" w:hAnsi="Times New Roman" w:cs="Times New Roman"/>
+                <w:sz w:val="26"/>
+                <w:szCs w:val="26"/>
+              </w:rPr>
+              <w:t>EP</w:t>
+            </w:r>
           </w:p>
         </w:tc>
         <w:tc>
@@ -5735,17 +5977,23 @@
                 <w:rFonts w:ascii="Times New Roman" w:hAnsi="Times New Roman" w:cs="Times New Roman"/>
                 <w:sz w:val="26"/>
                 <w:szCs w:val="26"/>
-                <w:lang w:val="en-US"/>
-              </w:rPr>
-            </w:pPr>
-            <w:r>
-              <w:rPr>
-                <w:rFonts w:ascii="Times New Roman" w:hAnsi="Times New Roman" w:cs="Times New Roman"/>
-                <w:sz w:val="26"/>
-                <w:szCs w:val="26"/>
-                <w:lang w:val="en-US"/>
-              </w:rPr>
-              <w:t>TC_REG_SPEC_001</w:t>
+              </w:rPr>
+            </w:pPr>
+            <w:r>
+              <w:rPr>
+                <w:rFonts w:ascii="Times New Roman" w:hAnsi="Times New Roman" w:cs="Times New Roman"/>
+                <w:sz w:val="26"/>
+                <w:szCs w:val="26"/>
+              </w:rPr>
+              <w:t>TC_REG_EP_00</w:t>
+            </w:r>
+            <w:r>
+              <w:rPr>
+                <w:rFonts w:ascii="Times New Roman" w:hAnsi="Times New Roman" w:cs="Times New Roman"/>
+                <w:sz w:val="26"/>
+                <w:szCs w:val="26"/>
+              </w:rPr>
+              <w:t>8</w:t>
             </w:r>
           </w:p>
         </w:tc>
@@ -5761,6 +6009,14 @@
                 <w:szCs w:val="26"/>
               </w:rPr>
             </w:pPr>
+            <w:r>
+              <w:rPr>
+                <w:rFonts w:ascii="Times New Roman" w:hAnsi="Times New Roman" w:cs="Times New Roman"/>
+                <w:sz w:val="26"/>
+                <w:szCs w:val="26"/>
+              </w:rPr>
+              <w:t>Xác nhận mật khẩu không khớp</w:t>
+            </w:r>
           </w:p>
         </w:tc>
         <w:tc>
@@ -5775,6 +6031,14 @@
                 <w:szCs w:val="26"/>
               </w:rPr>
             </w:pPr>
+            <w:r>
+              <w:rPr>
+                <w:rFonts w:ascii="Times New Roman" w:hAnsi="Times New Roman" w:cs="Times New Roman"/>
+                <w:sz w:val="26"/>
+                <w:szCs w:val="26"/>
+              </w:rPr>
+              <w:t>Đang ở trang Đăng ký</w:t>
+            </w:r>
           </w:p>
         </w:tc>
         <w:tc>
@@ -5789,6 +6053,14 @@
                 <w:szCs w:val="26"/>
               </w:rPr>
             </w:pPr>
+            <w:r>
+              <w:rPr>
+                <w:rFonts w:ascii="Times New Roman" w:hAnsi="Times New Roman" w:cs="Times New Roman"/>
+                <w:sz w:val="26"/>
+                <w:szCs w:val="26"/>
+              </w:rPr>
+              <w:t>MK: Linh@1412, Xác nhận: Linh@2004. Khác: CSDL chuẩn</w:t>
+            </w:r>
           </w:p>
         </w:tc>
         <w:tc>
@@ -5803,6 +6075,14 @@
                 <w:szCs w:val="26"/>
               </w:rPr>
             </w:pPr>
+            <w:r>
+              <w:rPr>
+                <w:rFonts w:ascii="Times New Roman" w:hAnsi="Times New Roman" w:cs="Times New Roman"/>
+                <w:sz w:val="26"/>
+                <w:szCs w:val="26"/>
+              </w:rPr>
+              <w:t>EP</w:t>
+            </w:r>
           </w:p>
         </w:tc>
         <w:tc>
@@ -5831,33 +6111,55 @@
                 <w:rFonts w:ascii="Times New Roman" w:hAnsi="Times New Roman" w:cs="Times New Roman"/>
                 <w:sz w:val="26"/>
                 <w:szCs w:val="26"/>
-                <w:lang w:val="en-US"/>
-              </w:rPr>
-            </w:pPr>
-            <w:r>
-              <w:rPr>
-                <w:rFonts w:ascii="Times New Roman" w:hAnsi="Times New Roman" w:cs="Times New Roman"/>
-                <w:sz w:val="26"/>
-                <w:szCs w:val="26"/>
-                <w:lang w:val="en-US"/>
+              </w:rPr>
+            </w:pPr>
+            <w:r>
+              <w:rPr>
+                <w:rFonts w:ascii="Times New Roman" w:hAnsi="Times New Roman" w:cs="Times New Roman"/>
+                <w:sz w:val="26"/>
+                <w:szCs w:val="26"/>
+              </w:rPr>
+              <w:t>TC_REG_EP_00</w:t>
+            </w:r>
+            <w:r>
+              <w:rPr>
+                <w:rFonts w:ascii="Times New Roman" w:hAnsi="Times New Roman" w:cs="Times New Roman"/>
+                <w:sz w:val="26"/>
+                <w:szCs w:val="26"/>
+              </w:rPr>
+              <w:t>9</w:t>
+            </w:r>
+          </w:p>
+        </w:tc>
+        <w:tc>
+          <w:tcPr>
+            <w:tcW w:w="1337" w:type="dxa"/>
+          </w:tcPr>
+          <w:p>
+            <w:pPr>
+              <w:rPr>
+                <w:rFonts w:ascii="Times New Roman" w:hAnsi="Times New Roman" w:cs="Times New Roman"/>
+                <w:sz w:val="26"/>
+                <w:szCs w:val="26"/>
+              </w:rPr>
+            </w:pPr>
+            <w:r>
+              <w:rPr>
+                <w:rFonts w:ascii="Times New Roman" w:hAnsi="Times New Roman" w:cs="Times New Roman"/>
+                <w:sz w:val="26"/>
+                <w:szCs w:val="26"/>
+              </w:rPr>
+              <w:t xml:space="preserve">Không tích Đồng ý </w:t>
+            </w:r>
+            <w:r>
+              <w:rPr>
+                <w:rFonts w:ascii="Times New Roman" w:hAnsi="Times New Roman" w:cs="Times New Roman"/>
+                <w:sz w:val="26"/>
+                <w:szCs w:val="26"/>
               </w:rPr>
               <w:lastRenderedPageBreak/>
-              <w:t>TC_REG_SPEC_002</w:t>
-            </w:r>
-          </w:p>
-        </w:tc>
-        <w:tc>
-          <w:tcPr>
-            <w:tcW w:w="1337" w:type="dxa"/>
-          </w:tcPr>
-          <w:p>
-            <w:pPr>
-              <w:rPr>
-                <w:rFonts w:ascii="Times New Roman" w:hAnsi="Times New Roman" w:cs="Times New Roman"/>
-                <w:sz w:val="26"/>
-                <w:szCs w:val="26"/>
-              </w:rPr>
-            </w:pPr>
+              <w:t>Điều khoản</w:t>
+            </w:r>
           </w:p>
         </w:tc>
         <w:tc>
@@ -5872,6 +6174,15 @@
                 <w:szCs w:val="26"/>
               </w:rPr>
             </w:pPr>
+            <w:r>
+              <w:rPr>
+                <w:rFonts w:ascii="Times New Roman" w:hAnsi="Times New Roman" w:cs="Times New Roman"/>
+                <w:sz w:val="26"/>
+                <w:szCs w:val="26"/>
+              </w:rPr>
+              <w:lastRenderedPageBreak/>
+              <w:t>Đang ở trang Đăng ký</w:t>
+            </w:r>
           </w:p>
         </w:tc>
         <w:tc>
@@ -5886,6 +6197,23 @@
                 <w:szCs w:val="26"/>
               </w:rPr>
             </w:pPr>
+            <w:r>
+              <w:rPr>
+                <w:rFonts w:ascii="Times New Roman" w:hAnsi="Times New Roman" w:cs="Times New Roman"/>
+                <w:sz w:val="26"/>
+                <w:szCs w:val="26"/>
+              </w:rPr>
+              <w:t xml:space="preserve">Checkbox Điều khoản: [Không </w:t>
+            </w:r>
+            <w:r>
+              <w:rPr>
+                <w:rFonts w:ascii="Times New Roman" w:hAnsi="Times New Roman" w:cs="Times New Roman"/>
+                <w:sz w:val="26"/>
+                <w:szCs w:val="26"/>
+              </w:rPr>
+              <w:lastRenderedPageBreak/>
+              <w:t>tích]. Khác: CSDL chuẩn</w:t>
+            </w:r>
           </w:p>
         </w:tc>
         <w:tc>
@@ -5900,6 +6228,15 @@
                 <w:szCs w:val="26"/>
               </w:rPr>
             </w:pPr>
+            <w:r>
+              <w:rPr>
+                <w:rFonts w:ascii="Times New Roman" w:hAnsi="Times New Roman" w:cs="Times New Roman"/>
+                <w:sz w:val="26"/>
+                <w:szCs w:val="26"/>
+              </w:rPr>
+              <w:lastRenderedPageBreak/>
+              <w:t>EP</w:t>
+            </w:r>
           </w:p>
         </w:tc>
         <w:tc>
@@ -5928,26 +6265,23 @@
                 <w:rFonts w:ascii="Times New Roman" w:hAnsi="Times New Roman" w:cs="Times New Roman"/>
                 <w:sz w:val="26"/>
                 <w:szCs w:val="26"/>
-                <w:lang w:val="en-US"/>
-              </w:rPr>
-            </w:pPr>
-            <w:r>
-              <w:rPr>
-                <w:rFonts w:ascii="Times New Roman" w:hAnsi="Times New Roman" w:cs="Times New Roman"/>
-                <w:sz w:val="26"/>
-                <w:szCs w:val="26"/>
-                <w:lang w:val="en-US"/>
-              </w:rPr>
-              <w:t>TC_REG_SPEC_00</w:t>
-            </w:r>
-            <w:r>
-              <w:rPr>
-                <w:rFonts w:ascii="Times New Roman" w:hAnsi="Times New Roman" w:cs="Times New Roman"/>
-                <w:sz w:val="26"/>
-                <w:szCs w:val="26"/>
-                <w:lang w:val="en-US"/>
-              </w:rPr>
-              <w:t>3</w:t>
+              </w:rPr>
+            </w:pPr>
+            <w:r>
+              <w:rPr>
+                <w:rFonts w:ascii="Times New Roman" w:hAnsi="Times New Roman" w:cs="Times New Roman"/>
+                <w:sz w:val="26"/>
+                <w:szCs w:val="26"/>
+              </w:rPr>
+              <w:t>TC_REG_EP_0</w:t>
+            </w:r>
+            <w:r>
+              <w:rPr>
+                <w:rFonts w:ascii="Times New Roman" w:hAnsi="Times New Roman" w:cs="Times New Roman"/>
+                <w:sz w:val="26"/>
+                <w:szCs w:val="26"/>
+              </w:rPr>
+              <w:t>10</w:t>
             </w:r>
           </w:p>
         </w:tc>
@@ -5963,6 +6297,14 @@
                 <w:szCs w:val="26"/>
               </w:rPr>
             </w:pPr>
+            <w:r>
+              <w:rPr>
+                <w:rFonts w:ascii="Times New Roman" w:hAnsi="Times New Roman" w:cs="Times New Roman"/>
+                <w:sz w:val="26"/>
+                <w:szCs w:val="26"/>
+              </w:rPr>
+              <w:t>Tên đăng nhập đã tồn tại trong CSDL</w:t>
+            </w:r>
           </w:p>
         </w:tc>
         <w:tc>
@@ -5977,6 +6319,38 @@
                 <w:szCs w:val="26"/>
               </w:rPr>
             </w:pPr>
+            <w:r>
+              <w:rPr>
+                <w:rFonts w:ascii="Times New Roman" w:hAnsi="Times New Roman" w:cs="Times New Roman"/>
+                <w:sz w:val="26"/>
+                <w:szCs w:val="26"/>
+              </w:rPr>
+              <w:t xml:space="preserve">Ví dụ đã có sẵn </w:t>
+            </w:r>
+            <w:r>
+              <w:rPr>
+                <w:rFonts w:ascii="Times New Roman" w:hAnsi="Times New Roman" w:cs="Times New Roman"/>
+                <w:sz w:val="26"/>
+                <w:szCs w:val="26"/>
+              </w:rPr>
+              <w:t xml:space="preserve">user </w:t>
+            </w:r>
+            <w:r>
+              <w:rPr>
+                <w:rFonts w:ascii="Times New Roman" w:hAnsi="Times New Roman" w:cs="Times New Roman"/>
+                <w:sz w:val="26"/>
+                <w:szCs w:val="26"/>
+              </w:rPr>
+              <w:t xml:space="preserve">là </w:t>
+            </w:r>
+            <w:r>
+              <w:rPr>
+                <w:rFonts w:ascii="Times New Roman" w:hAnsi="Times New Roman" w:cs="Times New Roman"/>
+                <w:sz w:val="26"/>
+                <w:szCs w:val="26"/>
+              </w:rPr>
+              <w:t>admin_01 trong CSDL</w:t>
+            </w:r>
           </w:p>
         </w:tc>
         <w:tc>
@@ -5991,6 +6365,14 @@
                 <w:szCs w:val="26"/>
               </w:rPr>
             </w:pPr>
+            <w:r>
+              <w:rPr>
+                <w:rFonts w:ascii="Times New Roman" w:hAnsi="Times New Roman" w:cs="Times New Roman"/>
+                <w:sz w:val="26"/>
+                <w:szCs w:val="26"/>
+              </w:rPr>
+              <w:t>User: admin_01. Các trường khác: CSDL chuẩn</w:t>
+            </w:r>
           </w:p>
         </w:tc>
         <w:tc>
@@ -6005,6 +6387,14 @@
                 <w:szCs w:val="26"/>
               </w:rPr>
             </w:pPr>
+            <w:r>
+              <w:rPr>
+                <w:rFonts w:ascii="Times New Roman" w:hAnsi="Times New Roman" w:cs="Times New Roman"/>
+                <w:sz w:val="26"/>
+                <w:szCs w:val="26"/>
+              </w:rPr>
+              <w:t>EP</w:t>
+            </w:r>
           </w:p>
         </w:tc>
         <w:tc>
@@ -6033,26 +6423,23 @@
                 <w:rFonts w:ascii="Times New Roman" w:hAnsi="Times New Roman" w:cs="Times New Roman"/>
                 <w:sz w:val="26"/>
                 <w:szCs w:val="26"/>
-                <w:lang w:val="en-US"/>
-              </w:rPr>
-            </w:pPr>
-            <w:r>
-              <w:rPr>
-                <w:rFonts w:ascii="Times New Roman" w:hAnsi="Times New Roman" w:cs="Times New Roman"/>
-                <w:sz w:val="26"/>
-                <w:szCs w:val="26"/>
-                <w:lang w:val="en-US"/>
-              </w:rPr>
-              <w:t>TC_REG_SPEC_00</w:t>
-            </w:r>
-            <w:r>
-              <w:rPr>
-                <w:rFonts w:ascii="Times New Roman" w:hAnsi="Times New Roman" w:cs="Times New Roman"/>
-                <w:sz w:val="26"/>
-                <w:szCs w:val="26"/>
-                <w:lang w:val="en-US"/>
-              </w:rPr>
-              <w:t>4</w:t>
+              </w:rPr>
+            </w:pPr>
+            <w:r>
+              <w:rPr>
+                <w:rFonts w:ascii="Times New Roman" w:hAnsi="Times New Roman" w:cs="Times New Roman"/>
+                <w:sz w:val="26"/>
+                <w:szCs w:val="26"/>
+              </w:rPr>
+              <w:t>TC_REG_EP_0</w:t>
+            </w:r>
+            <w:r>
+              <w:rPr>
+                <w:rFonts w:ascii="Times New Roman" w:hAnsi="Times New Roman" w:cs="Times New Roman"/>
+                <w:sz w:val="26"/>
+                <w:szCs w:val="26"/>
+              </w:rPr>
+              <w:t>11</w:t>
             </w:r>
           </w:p>
         </w:tc>
@@ -6068,6 +6455,14 @@
                 <w:szCs w:val="26"/>
               </w:rPr>
             </w:pPr>
+            <w:r>
+              <w:rPr>
+                <w:rFonts w:ascii="Times New Roman" w:hAnsi="Times New Roman" w:cs="Times New Roman"/>
+                <w:sz w:val="26"/>
+                <w:szCs w:val="26"/>
+              </w:rPr>
+              <w:t>Email đã được đăng ký trước đó</w:t>
+            </w:r>
           </w:p>
         </w:tc>
         <w:tc>
@@ -6082,6 +6477,38 @@
                 <w:szCs w:val="26"/>
               </w:rPr>
             </w:pPr>
+            <w:r>
+              <w:rPr>
+                <w:rFonts w:ascii="Times New Roman" w:hAnsi="Times New Roman" w:cs="Times New Roman"/>
+                <w:sz w:val="26"/>
+                <w:szCs w:val="26"/>
+              </w:rPr>
+              <w:t xml:space="preserve">Ví dụ  đã có </w:t>
+            </w:r>
+            <w:r>
+              <w:rPr>
+                <w:rFonts w:ascii="Times New Roman" w:hAnsi="Times New Roman" w:cs="Times New Roman"/>
+                <w:sz w:val="26"/>
+                <w:szCs w:val="26"/>
+              </w:rPr>
+              <w:t xml:space="preserve">email </w:t>
+            </w:r>
+            <w:r>
+              <w:rPr>
+                <w:rFonts w:ascii="Times New Roman" w:hAnsi="Times New Roman" w:cs="Times New Roman"/>
+                <w:sz w:val="26"/>
+                <w:szCs w:val="26"/>
+              </w:rPr>
+              <w:t xml:space="preserve">là </w:t>
+            </w:r>
+            <w:r>
+              <w:rPr>
+                <w:rFonts w:ascii="Times New Roman" w:hAnsi="Times New Roman" w:cs="Times New Roman"/>
+                <w:sz w:val="26"/>
+                <w:szCs w:val="26"/>
+              </w:rPr>
+              <w:t>test@gmail.com trong CSDL</w:t>
+            </w:r>
           </w:p>
         </w:tc>
         <w:tc>
@@ -6096,6 +6523,14 @@
                 <w:szCs w:val="26"/>
               </w:rPr>
             </w:pPr>
+            <w:r>
+              <w:rPr>
+                <w:rFonts w:ascii="Times New Roman" w:hAnsi="Times New Roman" w:cs="Times New Roman"/>
+                <w:sz w:val="26"/>
+                <w:szCs w:val="26"/>
+              </w:rPr>
+              <w:t>Email: test@gmail.com. Các trường khác: CSDL chuẩn</w:t>
+            </w:r>
           </w:p>
         </w:tc>
         <w:tc>
@@ -6110,6 +6545,14 @@
                 <w:szCs w:val="26"/>
               </w:rPr>
             </w:pPr>
+            <w:r>
+              <w:rPr>
+                <w:rFonts w:ascii="Times New Roman" w:hAnsi="Times New Roman" w:cs="Times New Roman"/>
+                <w:sz w:val="26"/>
+                <w:szCs w:val="26"/>
+              </w:rPr>
+              <w:t>EP</w:t>
+            </w:r>
           </w:p>
         </w:tc>
         <w:tc>
@@ -6138,55 +6581,85 @@
                 <w:rFonts w:ascii="Times New Roman" w:hAnsi="Times New Roman" w:cs="Times New Roman"/>
                 <w:sz w:val="26"/>
                 <w:szCs w:val="26"/>
+              </w:rPr>
+            </w:pPr>
+            <w:r>
+              <w:rPr>
+                <w:rFonts w:ascii="Times New Roman" w:hAnsi="Times New Roman" w:cs="Times New Roman"/>
+                <w:sz w:val="26"/>
+                <w:szCs w:val="26"/>
+              </w:rPr>
+              <w:t>TC_REG_EP_0</w:t>
+            </w:r>
+            <w:r>
+              <w:rPr>
+                <w:rFonts w:ascii="Times New Roman" w:hAnsi="Times New Roman" w:cs="Times New Roman"/>
+                <w:sz w:val="26"/>
+                <w:szCs w:val="26"/>
+              </w:rPr>
+              <w:t>12</w:t>
+            </w:r>
+          </w:p>
+        </w:tc>
+        <w:tc>
+          <w:tcPr>
+            <w:tcW w:w="1337" w:type="dxa"/>
+          </w:tcPr>
+          <w:p>
+            <w:pPr>
+              <w:rPr>
+                <w:rFonts w:ascii="Times New Roman" w:hAnsi="Times New Roman" w:cs="Times New Roman"/>
+                <w:sz w:val="26"/>
+                <w:szCs w:val="26"/>
+              </w:rPr>
+            </w:pPr>
+            <w:r>
+              <w:rPr>
+                <w:rFonts w:ascii="Times New Roman" w:hAnsi="Times New Roman" w:cs="Times New Roman"/>
+                <w:sz w:val="26"/>
+                <w:szCs w:val="26"/>
+              </w:rPr>
+              <w:t>Mã giới thiệu hợp lệ và tồn tại</w:t>
+            </w:r>
+          </w:p>
+        </w:tc>
+        <w:tc>
+          <w:tcPr>
+            <w:tcW w:w="1370" w:type="dxa"/>
+          </w:tcPr>
+          <w:p>
+            <w:pPr>
+              <w:rPr>
+                <w:rFonts w:ascii="Times New Roman" w:hAnsi="Times New Roman" w:cs="Times New Roman"/>
+                <w:sz w:val="26"/>
+                <w:szCs w:val="26"/>
+              </w:rPr>
+            </w:pPr>
+            <w:r>
+              <w:rPr>
+                <w:rFonts w:ascii="Times New Roman" w:hAnsi="Times New Roman" w:cs="Times New Roman"/>
+                <w:sz w:val="26"/>
+                <w:szCs w:val="26"/>
+              </w:rPr>
+              <w:t xml:space="preserve">Có mã </w:t>
+            </w:r>
+            <w:r>
+              <w:rPr>
+                <w:rFonts w:ascii="Times New Roman" w:hAnsi="Times New Roman" w:cs="Times New Roman"/>
+                <w:sz w:val="26"/>
+                <w:szCs w:val="26"/>
                 <w:lang w:val="en-US"/>
               </w:rPr>
-            </w:pPr>
-            <w:r>
-              <w:rPr>
-                <w:rFonts w:ascii="Times New Roman" w:hAnsi="Times New Roman" w:cs="Times New Roman"/>
-                <w:sz w:val="26"/>
-                <w:szCs w:val="26"/>
-                <w:lang w:val="en-US"/>
-              </w:rPr>
-              <w:t>TC_REG_SPEC_00</w:t>
-            </w:r>
-            <w:r>
-              <w:rPr>
-                <w:rFonts w:ascii="Times New Roman" w:hAnsi="Times New Roman" w:cs="Times New Roman"/>
-                <w:sz w:val="26"/>
-                <w:szCs w:val="26"/>
-                <w:lang w:val="en-US"/>
-              </w:rPr>
-              <w:t>5</w:t>
-            </w:r>
-          </w:p>
-        </w:tc>
-        <w:tc>
-          <w:tcPr>
-            <w:tcW w:w="1337" w:type="dxa"/>
-          </w:tcPr>
-          <w:p>
-            <w:pPr>
-              <w:rPr>
-                <w:rFonts w:ascii="Times New Roman" w:hAnsi="Times New Roman" w:cs="Times New Roman"/>
-                <w:sz w:val="26"/>
-                <w:szCs w:val="26"/>
-              </w:rPr>
-            </w:pPr>
-          </w:p>
-        </w:tc>
-        <w:tc>
-          <w:tcPr>
-            <w:tcW w:w="1370" w:type="dxa"/>
-          </w:tcPr>
-          <w:p>
-            <w:pPr>
-              <w:rPr>
-                <w:rFonts w:ascii="Times New Roman" w:hAnsi="Times New Roman" w:cs="Times New Roman"/>
-                <w:sz w:val="26"/>
-                <w:szCs w:val="26"/>
-              </w:rPr>
-            </w:pPr>
+              <w:t xml:space="preserve">giới thiệu ví dụ : </w:t>
+            </w:r>
+            <w:r>
+              <w:rPr>
+                <w:rFonts w:ascii="Times New Roman" w:hAnsi="Times New Roman" w:cs="Times New Roman"/>
+                <w:sz w:val="26"/>
+                <w:szCs w:val="26"/>
+              </w:rPr>
+              <w:t>LINH1412 trong CSDL</w:t>
+            </w:r>
           </w:p>
         </w:tc>
         <w:tc>
@@ -6201,6 +6674,14 @@
                 <w:szCs w:val="26"/>
               </w:rPr>
             </w:pPr>
+            <w:r>
+              <w:rPr>
+                <w:rFonts w:ascii="Times New Roman" w:hAnsi="Times New Roman" w:cs="Times New Roman"/>
+                <w:sz w:val="26"/>
+                <w:szCs w:val="26"/>
+              </w:rPr>
+              <w:t>Mã GT: LINH1412. Các trường khác: CSDL chuẩn</w:t>
+            </w:r>
           </w:p>
         </w:tc>
         <w:tc>
@@ -6215,6 +6696,14 @@
                 <w:szCs w:val="26"/>
               </w:rPr>
             </w:pPr>
+            <w:r>
+              <w:rPr>
+                <w:rFonts w:ascii="Times New Roman" w:hAnsi="Times New Roman" w:cs="Times New Roman"/>
+                <w:sz w:val="26"/>
+                <w:szCs w:val="26"/>
+              </w:rPr>
+              <w:t>EP</w:t>
+            </w:r>
           </w:p>
         </w:tc>
         <w:tc>
@@ -6243,26 +6732,23 @@
                 <w:rFonts w:ascii="Times New Roman" w:hAnsi="Times New Roman" w:cs="Times New Roman"/>
                 <w:sz w:val="26"/>
                 <w:szCs w:val="26"/>
-                <w:lang w:val="en-US"/>
-              </w:rPr>
-            </w:pPr>
-            <w:r>
-              <w:rPr>
-                <w:rFonts w:ascii="Times New Roman" w:hAnsi="Times New Roman" w:cs="Times New Roman"/>
-                <w:sz w:val="26"/>
-                <w:szCs w:val="26"/>
-                <w:lang w:val="en-US"/>
-              </w:rPr>
-              <w:t>TC_REG_SPEC_00</w:t>
-            </w:r>
-            <w:r>
-              <w:rPr>
-                <w:rFonts w:ascii="Times New Roman" w:hAnsi="Times New Roman" w:cs="Times New Roman"/>
-                <w:sz w:val="26"/>
-                <w:szCs w:val="26"/>
-                <w:lang w:val="en-US"/>
-              </w:rPr>
-              <w:t>6</w:t>
+              </w:rPr>
+            </w:pPr>
+            <w:r>
+              <w:rPr>
+                <w:rFonts w:ascii="Times New Roman" w:hAnsi="Times New Roman" w:cs="Times New Roman"/>
+                <w:sz w:val="26"/>
+                <w:szCs w:val="26"/>
+              </w:rPr>
+              <w:t>TC_REG_EP_0</w:t>
+            </w:r>
+            <w:r>
+              <w:rPr>
+                <w:rFonts w:ascii="Times New Roman" w:hAnsi="Times New Roman" w:cs="Times New Roman"/>
+                <w:sz w:val="26"/>
+                <w:szCs w:val="26"/>
+              </w:rPr>
+              <w:t>13</w:t>
             </w:r>
           </w:p>
         </w:tc>
@@ -6278,6 +6764,14 @@
                 <w:szCs w:val="26"/>
               </w:rPr>
             </w:pPr>
+            <w:r>
+              <w:rPr>
+                <w:rFonts w:ascii="Times New Roman" w:hAnsi="Times New Roman" w:cs="Times New Roman"/>
+                <w:sz w:val="26"/>
+                <w:szCs w:val="26"/>
+              </w:rPr>
+              <w:t>Mã giới thiệu sai định dạng (chứa chữ thường)</w:t>
+            </w:r>
           </w:p>
         </w:tc>
         <w:tc>
@@ -6292,6 +6786,14 @@
                 <w:szCs w:val="26"/>
               </w:rPr>
             </w:pPr>
+            <w:r>
+              <w:rPr>
+                <w:rFonts w:ascii="Times New Roman" w:hAnsi="Times New Roman" w:cs="Times New Roman"/>
+                <w:sz w:val="26"/>
+                <w:szCs w:val="26"/>
+              </w:rPr>
+              <w:t>Đang ở trang Đăng ký</w:t>
+            </w:r>
           </w:p>
         </w:tc>
         <w:tc>
@@ -6306,6 +6808,14 @@
                 <w:szCs w:val="26"/>
               </w:rPr>
             </w:pPr>
+            <w:r>
+              <w:rPr>
+                <w:rFonts w:ascii="Times New Roman" w:hAnsi="Times New Roman" w:cs="Times New Roman"/>
+                <w:sz w:val="26"/>
+                <w:szCs w:val="26"/>
+              </w:rPr>
+              <w:t>Mã GT: linh1412. Các trường khác: CSDL chuẩn</w:t>
+            </w:r>
           </w:p>
         </w:tc>
         <w:tc>
@@ -6320,6 +6830,14 @@
                 <w:szCs w:val="26"/>
               </w:rPr>
             </w:pPr>
+            <w:r>
+              <w:rPr>
+                <w:rFonts w:ascii="Times New Roman" w:hAnsi="Times New Roman" w:cs="Times New Roman"/>
+                <w:sz w:val="26"/>
+                <w:szCs w:val="26"/>
+              </w:rPr>
+              <w:t>EP</w:t>
+            </w:r>
           </w:p>
         </w:tc>
         <w:tc>
@@ -6348,26 +6866,23 @@
                 <w:rFonts w:ascii="Times New Roman" w:hAnsi="Times New Roman" w:cs="Times New Roman"/>
                 <w:sz w:val="26"/>
                 <w:szCs w:val="26"/>
-                <w:lang w:val="en-US"/>
-              </w:rPr>
-            </w:pPr>
-            <w:r>
-              <w:rPr>
-                <w:rFonts w:ascii="Times New Roman" w:hAnsi="Times New Roman" w:cs="Times New Roman"/>
-                <w:sz w:val="26"/>
-                <w:szCs w:val="26"/>
-                <w:lang w:val="en-US"/>
-              </w:rPr>
-              <w:t>TC_REG_SPEC_00</w:t>
-            </w:r>
-            <w:r>
-              <w:rPr>
-                <w:rFonts w:ascii="Times New Roman" w:hAnsi="Times New Roman" w:cs="Times New Roman"/>
-                <w:sz w:val="26"/>
-                <w:szCs w:val="26"/>
-                <w:lang w:val="en-US"/>
-              </w:rPr>
-              <w:t>7</w:t>
+              </w:rPr>
+            </w:pPr>
+            <w:r>
+              <w:rPr>
+                <w:rFonts w:ascii="Times New Roman" w:hAnsi="Times New Roman" w:cs="Times New Roman"/>
+                <w:sz w:val="26"/>
+                <w:szCs w:val="26"/>
+              </w:rPr>
+              <w:t>TC_REG_EP_0</w:t>
+            </w:r>
+            <w:r>
+              <w:rPr>
+                <w:rFonts w:ascii="Times New Roman" w:hAnsi="Times New Roman" w:cs="Times New Roman"/>
+                <w:sz w:val="26"/>
+                <w:szCs w:val="26"/>
+              </w:rPr>
+              <w:t>14</w:t>
             </w:r>
           </w:p>
         </w:tc>
@@ -6383,6 +6898,14 @@
                 <w:szCs w:val="26"/>
               </w:rPr>
             </w:pPr>
+            <w:r>
+              <w:rPr>
+                <w:rFonts w:ascii="Times New Roman" w:hAnsi="Times New Roman" w:cs="Times New Roman"/>
+                <w:sz w:val="26"/>
+                <w:szCs w:val="26"/>
+              </w:rPr>
+              <w:t>Mã giới thiệu không tồn tại trong hệ thống</w:t>
+            </w:r>
           </w:p>
         </w:tc>
         <w:tc>
@@ -6397,6 +6920,14 @@
                 <w:szCs w:val="26"/>
               </w:rPr>
             </w:pPr>
+            <w:r>
+              <w:rPr>
+                <w:rFonts w:ascii="Times New Roman" w:hAnsi="Times New Roman" w:cs="Times New Roman"/>
+                <w:sz w:val="26"/>
+                <w:szCs w:val="26"/>
+              </w:rPr>
+              <w:t>Đang ở trang Đăng ký</w:t>
+            </w:r>
           </w:p>
         </w:tc>
         <w:tc>
@@ -6411,6 +6942,14 @@
                 <w:szCs w:val="26"/>
               </w:rPr>
             </w:pPr>
+            <w:r>
+              <w:rPr>
+                <w:rFonts w:ascii="Times New Roman" w:hAnsi="Times New Roman" w:cs="Times New Roman"/>
+                <w:sz w:val="26"/>
+                <w:szCs w:val="26"/>
+              </w:rPr>
+              <w:t>Mã GT: KOTONTAI. Các trường khác: CSDL chuẩn</w:t>
+            </w:r>
           </w:p>
         </w:tc>
         <w:tc>
@@ -6425,6 +6964,14 @@
                 <w:szCs w:val="26"/>
               </w:rPr>
             </w:pPr>
+            <w:r>
+              <w:rPr>
+                <w:rFonts w:ascii="Times New Roman" w:hAnsi="Times New Roman" w:cs="Times New Roman"/>
+                <w:sz w:val="26"/>
+                <w:szCs w:val="26"/>
+              </w:rPr>
+              <w:t>EP</w:t>
+            </w:r>
           </w:p>
         </w:tc>
         <w:tc>
@@ -6453,26 +7000,23 @@
                 <w:rFonts w:ascii="Times New Roman" w:hAnsi="Times New Roman" w:cs="Times New Roman"/>
                 <w:sz w:val="26"/>
                 <w:szCs w:val="26"/>
-                <w:lang w:val="en-US"/>
-              </w:rPr>
-            </w:pPr>
-            <w:r>
-              <w:rPr>
-                <w:rFonts w:ascii="Times New Roman" w:hAnsi="Times New Roman" w:cs="Times New Roman"/>
-                <w:sz w:val="26"/>
-                <w:szCs w:val="26"/>
-                <w:lang w:val="en-US"/>
-              </w:rPr>
-              <w:t>TC_REG_SPEC_00</w:t>
-            </w:r>
-            <w:r>
-              <w:rPr>
-                <w:rFonts w:ascii="Times New Roman" w:hAnsi="Times New Roman" w:cs="Times New Roman"/>
-                <w:sz w:val="26"/>
-                <w:szCs w:val="26"/>
-                <w:lang w:val="en-US"/>
-              </w:rPr>
-              <w:t>8</w:t>
+              </w:rPr>
+            </w:pPr>
+            <w:r>
+              <w:rPr>
+                <w:rFonts w:ascii="Times New Roman" w:hAnsi="Times New Roman" w:cs="Times New Roman"/>
+                <w:sz w:val="26"/>
+                <w:szCs w:val="26"/>
+              </w:rPr>
+              <w:t>TC_REG_EP_0</w:t>
+            </w:r>
+            <w:r>
+              <w:rPr>
+                <w:rFonts w:ascii="Times New Roman" w:hAnsi="Times New Roman" w:cs="Times New Roman"/>
+                <w:sz w:val="26"/>
+                <w:szCs w:val="26"/>
+              </w:rPr>
+              <w:t>15</w:t>
             </w:r>
           </w:p>
         </w:tc>
@@ -6488,6 +7032,14 @@
                 <w:szCs w:val="26"/>
               </w:rPr>
             </w:pPr>
+            <w:r>
+              <w:rPr>
+                <w:rFonts w:ascii="Times New Roman" w:hAnsi="Times New Roman" w:cs="Times New Roman"/>
+                <w:sz w:val="26"/>
+                <w:szCs w:val="26"/>
+              </w:rPr>
+              <w:t>Kiểm tra link Xem Điều khoản</w:t>
+            </w:r>
           </w:p>
         </w:tc>
         <w:tc>
@@ -6502,6 +7054,14 @@
                 <w:szCs w:val="26"/>
               </w:rPr>
             </w:pPr>
+            <w:r>
+              <w:rPr>
+                <w:rFonts w:ascii="Times New Roman" w:hAnsi="Times New Roman" w:cs="Times New Roman"/>
+                <w:sz w:val="26"/>
+                <w:szCs w:val="26"/>
+              </w:rPr>
+              <w:t>Đang ở trang Đăng ký</w:t>
+            </w:r>
           </w:p>
         </w:tc>
         <w:tc>
@@ -6516,6 +7076,14 @@
                 <w:szCs w:val="26"/>
               </w:rPr>
             </w:pPr>
+            <w:r>
+              <w:rPr>
+                <w:rFonts w:ascii="Times New Roman" w:hAnsi="Times New Roman" w:cs="Times New Roman"/>
+                <w:sz w:val="26"/>
+                <w:szCs w:val="26"/>
+              </w:rPr>
+              <w:t>Click thẳng vào text link "Xem Điều khoản"</w:t>
+            </w:r>
           </w:p>
         </w:tc>
         <w:tc>
@@ -6530,6 +7098,14 @@
                 <w:szCs w:val="26"/>
               </w:rPr>
             </w:pPr>
+            <w:r>
+              <w:rPr>
+                <w:rFonts w:ascii="Times New Roman" w:hAnsi="Times New Roman" w:cs="Times New Roman"/>
+                <w:sz w:val="26"/>
+                <w:szCs w:val="26"/>
+              </w:rPr>
+              <w:t>EP</w:t>
+            </w:r>
           </w:p>
         </w:tc>
         <w:tc>
@@ -6558,15 +7134,13 @@
                 <w:rFonts w:ascii="Times New Roman" w:hAnsi="Times New Roman" w:cs="Times New Roman"/>
                 <w:sz w:val="26"/>
                 <w:szCs w:val="26"/>
-                <w:lang w:val="en-US"/>
-              </w:rPr>
-            </w:pPr>
-            <w:r>
-              <w:rPr>
-                <w:rFonts w:ascii="Times New Roman" w:hAnsi="Times New Roman" w:cs="Times New Roman"/>
-                <w:sz w:val="26"/>
-                <w:szCs w:val="26"/>
-                <w:lang w:val="en-US"/>
+              </w:rPr>
+            </w:pPr>
+            <w:r>
+              <w:rPr>
+                <w:rFonts w:ascii="Times New Roman" w:hAnsi="Times New Roman" w:cs="Times New Roman"/>
+                <w:sz w:val="26"/>
+                <w:szCs w:val="26"/>
               </w:rPr>
               <w:t>TC_REG_BVA_001</w:t>
             </w:r>
@@ -6584,6 +7158,23 @@
                 <w:szCs w:val="26"/>
               </w:rPr>
             </w:pPr>
+            <w:r>
+              <w:rPr>
+                <w:rFonts w:ascii="Times New Roman" w:hAnsi="Times New Roman" w:cs="Times New Roman"/>
+                <w:sz w:val="26"/>
+                <w:szCs w:val="26"/>
+              </w:rPr>
+              <w:t xml:space="preserve">Họ tên có 1 ký tự </w:t>
+            </w:r>
+            <w:r>
+              <w:rPr>
+                <w:rFonts w:ascii="Times New Roman" w:hAnsi="Times New Roman" w:cs="Times New Roman"/>
+                <w:sz w:val="26"/>
+                <w:szCs w:val="26"/>
+              </w:rPr>
+              <w:lastRenderedPageBreak/>
+              <w:t>(Biên min - 1)</w:t>
+            </w:r>
           </w:p>
         </w:tc>
         <w:tc>
@@ -6598,6 +7189,15 @@
                 <w:szCs w:val="26"/>
               </w:rPr>
             </w:pPr>
+            <w:r>
+              <w:rPr>
+                <w:rFonts w:ascii="Times New Roman" w:hAnsi="Times New Roman" w:cs="Times New Roman"/>
+                <w:sz w:val="26"/>
+                <w:szCs w:val="26"/>
+              </w:rPr>
+              <w:lastRenderedPageBreak/>
+              <w:t>Đang ở trang Đăng ký</w:t>
+            </w:r>
           </w:p>
         </w:tc>
         <w:tc>
@@ -6612,6 +7212,14 @@
                 <w:szCs w:val="26"/>
               </w:rPr>
             </w:pPr>
+            <w:r>
+              <w:rPr>
+                <w:rFonts w:ascii="Times New Roman" w:hAnsi="Times New Roman" w:cs="Times New Roman"/>
+                <w:sz w:val="26"/>
+                <w:szCs w:val="26"/>
+              </w:rPr>
+              <w:t>Họ tên: L. Các trường khác: CSDL chuẩn</w:t>
+            </w:r>
           </w:p>
         </w:tc>
         <w:tc>
@@ -6626,6 +7234,14 @@
                 <w:szCs w:val="26"/>
               </w:rPr>
             </w:pPr>
+            <w:r>
+              <w:rPr>
+                <w:rFonts w:ascii="Times New Roman" w:hAnsi="Times New Roman" w:cs="Times New Roman"/>
+                <w:sz w:val="26"/>
+                <w:szCs w:val="26"/>
+              </w:rPr>
+              <w:t>BVA</w:t>
+            </w:r>
           </w:p>
         </w:tc>
         <w:tc>
@@ -6654,15 +7270,13 @@
                 <w:rFonts w:ascii="Times New Roman" w:hAnsi="Times New Roman" w:cs="Times New Roman"/>
                 <w:sz w:val="26"/>
                 <w:szCs w:val="26"/>
-                <w:lang w:val="en-US"/>
-              </w:rPr>
-            </w:pPr>
-            <w:r>
-              <w:rPr>
-                <w:rFonts w:ascii="Times New Roman" w:hAnsi="Times New Roman" w:cs="Times New Roman"/>
-                <w:sz w:val="26"/>
-                <w:szCs w:val="26"/>
-                <w:lang w:val="en-US"/>
+              </w:rPr>
+            </w:pPr>
+            <w:r>
+              <w:rPr>
+                <w:rFonts w:ascii="Times New Roman" w:hAnsi="Times New Roman" w:cs="Times New Roman"/>
+                <w:sz w:val="26"/>
+                <w:szCs w:val="26"/>
               </w:rPr>
               <w:t>TC_REG_BVA_00</w:t>
             </w:r>
@@ -6671,7 +7285,6 @@
                 <w:rFonts w:ascii="Times New Roman" w:hAnsi="Times New Roman" w:cs="Times New Roman"/>
                 <w:sz w:val="26"/>
                 <w:szCs w:val="26"/>
-                <w:lang w:val="en-US"/>
               </w:rPr>
               <w:t>2</w:t>
             </w:r>
@@ -6689,6 +7302,14 @@
                 <w:szCs w:val="26"/>
               </w:rPr>
             </w:pPr>
+            <w:r>
+              <w:rPr>
+                <w:rFonts w:ascii="Times New Roman" w:hAnsi="Times New Roman" w:cs="Times New Roman"/>
+                <w:sz w:val="26"/>
+                <w:szCs w:val="26"/>
+              </w:rPr>
+              <w:t>Họ tên có 51 ký tự (Biên max + 1)</w:t>
+            </w:r>
           </w:p>
         </w:tc>
         <w:tc>
@@ -6703,6 +7324,14 @@
                 <w:szCs w:val="26"/>
               </w:rPr>
             </w:pPr>
+            <w:r>
+              <w:rPr>
+                <w:rFonts w:ascii="Times New Roman" w:hAnsi="Times New Roman" w:cs="Times New Roman"/>
+                <w:sz w:val="26"/>
+                <w:szCs w:val="26"/>
+              </w:rPr>
+              <w:t>Đang ở trang Đăng ký</w:t>
+            </w:r>
           </w:p>
         </w:tc>
         <w:tc>
@@ -6717,6 +7346,14 @@
                 <w:szCs w:val="26"/>
               </w:rPr>
             </w:pPr>
+            <w:r>
+              <w:rPr>
+                <w:rFonts w:ascii="Times New Roman" w:hAnsi="Times New Roman" w:cs="Times New Roman"/>
+                <w:sz w:val="26"/>
+                <w:szCs w:val="26"/>
+              </w:rPr>
+              <w:t>Họ tên: chuỗi dài 51 ký tự. Khác: CSDL chuẩn</w:t>
+            </w:r>
           </w:p>
         </w:tc>
         <w:tc>
@@ -6731,6 +7368,14 @@
                 <w:szCs w:val="26"/>
               </w:rPr>
             </w:pPr>
+            <w:r>
+              <w:rPr>
+                <w:rFonts w:ascii="Times New Roman" w:hAnsi="Times New Roman" w:cs="Times New Roman"/>
+                <w:sz w:val="26"/>
+                <w:szCs w:val="26"/>
+              </w:rPr>
+              <w:t>BVA</w:t>
+            </w:r>
           </w:p>
         </w:tc>
         <w:tc>
@@ -6759,15 +7404,13 @@
                 <w:rFonts w:ascii="Times New Roman" w:hAnsi="Times New Roman" w:cs="Times New Roman"/>
                 <w:sz w:val="26"/>
                 <w:szCs w:val="26"/>
-                <w:lang w:val="en-US"/>
-              </w:rPr>
-            </w:pPr>
-            <w:r>
-              <w:rPr>
-                <w:rFonts w:ascii="Times New Roman" w:hAnsi="Times New Roman" w:cs="Times New Roman"/>
-                <w:sz w:val="26"/>
-                <w:szCs w:val="26"/>
-                <w:lang w:val="en-US"/>
+              </w:rPr>
+            </w:pPr>
+            <w:r>
+              <w:rPr>
+                <w:rFonts w:ascii="Times New Roman" w:hAnsi="Times New Roman" w:cs="Times New Roman"/>
+                <w:sz w:val="26"/>
+                <w:szCs w:val="26"/>
               </w:rPr>
               <w:t>TC_REG_BVA_00</w:t>
             </w:r>
@@ -6776,7 +7419,6 @@
                 <w:rFonts w:ascii="Times New Roman" w:hAnsi="Times New Roman" w:cs="Times New Roman"/>
                 <w:sz w:val="26"/>
                 <w:szCs w:val="26"/>
-                <w:lang w:val="en-US"/>
               </w:rPr>
               <w:t>3</w:t>
             </w:r>
@@ -6794,6 +7436,14 @@
                 <w:szCs w:val="26"/>
               </w:rPr>
             </w:pPr>
+            <w:r>
+              <w:rPr>
+                <w:rFonts w:ascii="Times New Roman" w:hAnsi="Times New Roman" w:cs="Times New Roman"/>
+                <w:sz w:val="26"/>
+                <w:szCs w:val="26"/>
+              </w:rPr>
+              <w:t>Tên đăng nhập có 4 ký tự (Biên min - 1)</w:t>
+            </w:r>
           </w:p>
         </w:tc>
         <w:tc>
@@ -6808,6 +7458,14 @@
                 <w:szCs w:val="26"/>
               </w:rPr>
             </w:pPr>
+            <w:r>
+              <w:rPr>
+                <w:rFonts w:ascii="Times New Roman" w:hAnsi="Times New Roman" w:cs="Times New Roman"/>
+                <w:sz w:val="26"/>
+                <w:szCs w:val="26"/>
+              </w:rPr>
+              <w:t>Đang ở trang Đăng ký</w:t>
+            </w:r>
           </w:p>
         </w:tc>
         <w:tc>
@@ -6822,6 +7480,14 @@
                 <w:szCs w:val="26"/>
               </w:rPr>
             </w:pPr>
+            <w:r>
+              <w:rPr>
+                <w:rFonts w:ascii="Times New Roman" w:hAnsi="Times New Roman" w:cs="Times New Roman"/>
+                <w:sz w:val="26"/>
+                <w:szCs w:val="26"/>
+              </w:rPr>
+              <w:t>User: linh. Các trường khác: CSDL chuẩn</w:t>
+            </w:r>
           </w:p>
         </w:tc>
         <w:tc>
@@ -6836,6 +7502,14 @@
                 <w:szCs w:val="26"/>
               </w:rPr>
             </w:pPr>
+            <w:r>
+              <w:rPr>
+                <w:rFonts w:ascii="Times New Roman" w:hAnsi="Times New Roman" w:cs="Times New Roman"/>
+                <w:sz w:val="26"/>
+                <w:szCs w:val="26"/>
+              </w:rPr>
+              <w:t>BVA</w:t>
+            </w:r>
           </w:p>
         </w:tc>
         <w:tc>
@@ -6864,7 +7538,6 @@
                 <w:rFonts w:ascii="Times New Roman" w:hAnsi="Times New Roman" w:cs="Times New Roman"/>
                 <w:sz w:val="26"/>
                 <w:szCs w:val="26"/>
-                <w:lang w:val="en-US"/>
               </w:rPr>
             </w:pPr>
             <w:r>
@@ -6880,7 +7553,6 @@
                 <w:rFonts w:ascii="Times New Roman" w:hAnsi="Times New Roman" w:cs="Times New Roman"/>
                 <w:sz w:val="26"/>
                 <w:szCs w:val="26"/>
-                <w:lang w:val="en-US"/>
               </w:rPr>
               <w:t>4</w:t>
             </w:r>
@@ -6898,6 +7570,14 @@
                 <w:szCs w:val="26"/>
               </w:rPr>
             </w:pPr>
+            <w:r>
+              <w:rPr>
+                <w:rFonts w:ascii="Times New Roman" w:hAnsi="Times New Roman" w:cs="Times New Roman"/>
+                <w:sz w:val="26"/>
+                <w:szCs w:val="26"/>
+              </w:rPr>
+              <w:t>Tên đăng nhập có 21 ký tự (Biên max + 1)</w:t>
+            </w:r>
           </w:p>
         </w:tc>
         <w:tc>
@@ -6912,6 +7592,14 @@
                 <w:szCs w:val="26"/>
               </w:rPr>
             </w:pPr>
+            <w:r>
+              <w:rPr>
+                <w:rFonts w:ascii="Times New Roman" w:hAnsi="Times New Roman" w:cs="Times New Roman"/>
+                <w:sz w:val="26"/>
+                <w:szCs w:val="26"/>
+              </w:rPr>
+              <w:t>Đang ở trang Đăng ký</w:t>
+            </w:r>
           </w:p>
         </w:tc>
         <w:tc>
@@ -6926,6 +7614,14 @@
                 <w:szCs w:val="26"/>
               </w:rPr>
             </w:pPr>
+            <w:r>
+              <w:rPr>
+                <w:rFonts w:ascii="Times New Roman" w:hAnsi="Times New Roman" w:cs="Times New Roman"/>
+                <w:sz w:val="26"/>
+                <w:szCs w:val="26"/>
+              </w:rPr>
+              <w:t>User: chuỗi dài 21 ký tự. Khác: CSDL chuẩn</w:t>
+            </w:r>
           </w:p>
         </w:tc>
         <w:tc>
@@ -6940,6 +7636,14 @@
                 <w:szCs w:val="26"/>
               </w:rPr>
             </w:pPr>
+            <w:r>
+              <w:rPr>
+                <w:rFonts w:ascii="Times New Roman" w:hAnsi="Times New Roman" w:cs="Times New Roman"/>
+                <w:sz w:val="26"/>
+                <w:szCs w:val="26"/>
+              </w:rPr>
+              <w:t>BVA</w:t>
+            </w:r>
           </w:p>
         </w:tc>
         <w:tc>
@@ -6968,7 +7672,6 @@
                 <w:rFonts w:ascii="Times New Roman" w:hAnsi="Times New Roman" w:cs="Times New Roman"/>
                 <w:sz w:val="26"/>
                 <w:szCs w:val="26"/>
-                <w:lang w:val="en-US"/>
               </w:rPr>
             </w:pPr>
             <w:r>
@@ -6984,7 +7687,6 @@
                 <w:rFonts w:ascii="Times New Roman" w:hAnsi="Times New Roman" w:cs="Times New Roman"/>
                 <w:sz w:val="26"/>
                 <w:szCs w:val="26"/>
-                <w:lang w:val="en-US"/>
               </w:rPr>
               <w:t>5</w:t>
             </w:r>
@@ -7002,6 +7704,14 @@
                 <w:szCs w:val="26"/>
               </w:rPr>
             </w:pPr>
+            <w:r>
+              <w:rPr>
+                <w:rFonts w:ascii="Times New Roman" w:hAnsi="Times New Roman" w:cs="Times New Roman"/>
+                <w:sz w:val="26"/>
+                <w:szCs w:val="26"/>
+              </w:rPr>
+              <w:t>Mật khẩu có 7 ký tự (Biên min - 1)</w:t>
+            </w:r>
           </w:p>
         </w:tc>
         <w:tc>
@@ -7016,6 +7726,14 @@
                 <w:szCs w:val="26"/>
               </w:rPr>
             </w:pPr>
+            <w:r>
+              <w:rPr>
+                <w:rFonts w:ascii="Times New Roman" w:hAnsi="Times New Roman" w:cs="Times New Roman"/>
+                <w:sz w:val="26"/>
+                <w:szCs w:val="26"/>
+              </w:rPr>
+              <w:t>Đang ở trang Đăng ký</w:t>
+            </w:r>
           </w:p>
         </w:tc>
         <w:tc>
@@ -7030,6 +7748,14 @@
                 <w:szCs w:val="26"/>
               </w:rPr>
             </w:pPr>
+            <w:r>
+              <w:rPr>
+                <w:rFonts w:ascii="Times New Roman" w:hAnsi="Times New Roman" w:cs="Times New Roman"/>
+                <w:sz w:val="26"/>
+                <w:szCs w:val="26"/>
+              </w:rPr>
+              <w:t>Mật khẩu: Lin@123. Các trường khác: CSDL chuẩn</w:t>
+            </w:r>
           </w:p>
         </w:tc>
         <w:tc>
@@ -7044,6 +7770,14 @@
                 <w:szCs w:val="26"/>
               </w:rPr>
             </w:pPr>
+            <w:r>
+              <w:rPr>
+                <w:rFonts w:ascii="Times New Roman" w:hAnsi="Times New Roman" w:cs="Times New Roman"/>
+                <w:sz w:val="26"/>
+                <w:szCs w:val="26"/>
+              </w:rPr>
+              <w:t>BVA</w:t>
+            </w:r>
           </w:p>
         </w:tc>
         <w:tc>
@@ -7072,7 +7806,6 @@
                 <w:rFonts w:ascii="Times New Roman" w:hAnsi="Times New Roman" w:cs="Times New Roman"/>
                 <w:sz w:val="26"/>
                 <w:szCs w:val="26"/>
-                <w:lang w:val="en-US"/>
               </w:rPr>
             </w:pPr>
             <w:r>
@@ -7088,7 +7821,6 @@
                 <w:rFonts w:ascii="Times New Roman" w:hAnsi="Times New Roman" w:cs="Times New Roman"/>
                 <w:sz w:val="26"/>
                 <w:szCs w:val="26"/>
-                <w:lang w:val="en-US"/>
               </w:rPr>
               <w:t>6</w:t>
             </w:r>
@@ -7106,6 +7838,14 @@
                 <w:szCs w:val="26"/>
               </w:rPr>
             </w:pPr>
+            <w:r>
+              <w:rPr>
+                <w:rFonts w:ascii="Times New Roman" w:hAnsi="Times New Roman" w:cs="Times New Roman"/>
+                <w:sz w:val="26"/>
+                <w:szCs w:val="26"/>
+              </w:rPr>
+              <w:t>Ngày sinh chưa đủ 16 tuổi (Biên min - 1)</w:t>
+            </w:r>
           </w:p>
         </w:tc>
         <w:tc>
@@ -7120,6 +7860,14 @@
                 <w:szCs w:val="26"/>
               </w:rPr>
             </w:pPr>
+            <w:r>
+              <w:rPr>
+                <w:rFonts w:ascii="Times New Roman" w:hAnsi="Times New Roman" w:cs="Times New Roman"/>
+                <w:sz w:val="26"/>
+                <w:szCs w:val="26"/>
+              </w:rPr>
+              <w:t>Đang ở trang Đăng ký</w:t>
+            </w:r>
           </w:p>
         </w:tc>
         <w:tc>
@@ -7134,6 +7882,14 @@
                 <w:szCs w:val="26"/>
               </w:rPr>
             </w:pPr>
+            <w:r>
+              <w:rPr>
+                <w:rFonts w:ascii="Times New Roman" w:hAnsi="Times New Roman" w:cs="Times New Roman"/>
+                <w:sz w:val="26"/>
+                <w:szCs w:val="26"/>
+              </w:rPr>
+              <w:t>Ngày sinh: thiếu 1 ngày đủ 16 tuổi. Khác: CSDL chuẩn</w:t>
+            </w:r>
           </w:p>
         </w:tc>
         <w:tc>
@@ -7148,92 +7904,14 @@
                 <w:szCs w:val="26"/>
               </w:rPr>
             </w:pPr>
-          </w:p>
-        </w:tc>
-        <w:tc>
-          <w:tcPr>
-            <w:tcW w:w="1375" w:type="dxa"/>
-          </w:tcPr>
-          <w:p>
-            <w:pPr>
-              <w:rPr>
-                <w:rFonts w:ascii="Times New Roman" w:hAnsi="Times New Roman" w:cs="Times New Roman"/>
-                <w:sz w:val="26"/>
-                <w:szCs w:val="26"/>
-              </w:rPr>
-            </w:pPr>
-          </w:p>
-        </w:tc>
-      </w:tr>
-      <w:tr>
-        <w:tc>
-          <w:tcPr>
-            <w:tcW w:w="2470" w:type="dxa"/>
-          </w:tcPr>
-          <w:p>
-            <w:pPr>
-              <w:rPr>
-                <w:rFonts w:ascii="Times New Roman" w:hAnsi="Times New Roman" w:cs="Times New Roman"/>
-                <w:sz w:val="26"/>
-                <w:szCs w:val="26"/>
-              </w:rPr>
-            </w:pPr>
-          </w:p>
-        </w:tc>
-        <w:tc>
-          <w:tcPr>
-            <w:tcW w:w="1337" w:type="dxa"/>
-          </w:tcPr>
-          <w:p>
-            <w:pPr>
-              <w:rPr>
-                <w:rFonts w:ascii="Times New Roman" w:hAnsi="Times New Roman" w:cs="Times New Roman"/>
-                <w:sz w:val="26"/>
-                <w:szCs w:val="26"/>
-              </w:rPr>
-            </w:pPr>
-          </w:p>
-        </w:tc>
-        <w:tc>
-          <w:tcPr>
-            <w:tcW w:w="1370" w:type="dxa"/>
-          </w:tcPr>
-          <w:p>
-            <w:pPr>
-              <w:rPr>
-                <w:rFonts w:ascii="Times New Roman" w:hAnsi="Times New Roman" w:cs="Times New Roman"/>
-                <w:sz w:val="26"/>
-                <w:szCs w:val="26"/>
-              </w:rPr>
-            </w:pPr>
-          </w:p>
-        </w:tc>
-        <w:tc>
-          <w:tcPr>
-            <w:tcW w:w="1328" w:type="dxa"/>
-          </w:tcPr>
-          <w:p>
-            <w:pPr>
-              <w:rPr>
-                <w:rFonts w:ascii="Times New Roman" w:hAnsi="Times New Roman" w:cs="Times New Roman"/>
-                <w:sz w:val="26"/>
-                <w:szCs w:val="26"/>
-              </w:rPr>
-            </w:pPr>
-          </w:p>
-        </w:tc>
-        <w:tc>
-          <w:tcPr>
-            <w:tcW w:w="1470" w:type="dxa"/>
-          </w:tcPr>
-          <w:p>
-            <w:pPr>
-              <w:rPr>
-                <w:rFonts w:ascii="Times New Roman" w:hAnsi="Times New Roman" w:cs="Times New Roman"/>
-                <w:sz w:val="26"/>
-                <w:szCs w:val="26"/>
-              </w:rPr>
-            </w:pPr>
+            <w:r>
+              <w:rPr>
+                <w:rFonts w:ascii="Times New Roman" w:hAnsi="Times New Roman" w:cs="Times New Roman"/>
+                <w:sz w:val="26"/>
+                <w:szCs w:val="26"/>
+              </w:rPr>
+              <w:t>BVA</w:t>
+            </w:r>
           </w:p>
         </w:tc>
         <w:tc>
@@ -7309,6 +7987,7 @@
           <w:sz w:val="26"/>
           <w:szCs w:val="26"/>
         </w:rPr>
+        <w:lastRenderedPageBreak/>
         <w:t>Tạo bảng quyết định đầy đủ với tất cả tổ hợp điều kiện. Có thể rút gọn bằng ký hiệu '-' (không quan</w:t>
       </w:r>
       <w:r>
@@ -9050,7 +9729,6 @@
                 <w:sz w:val="26"/>
                 <w:szCs w:val="26"/>
               </w:rPr>
-              <w:lastRenderedPageBreak/>
               <w:t>A5: Phí 16.500đ</w:t>
             </w:r>
           </w:p>
@@ -10121,6 +10799,7 @@
           <w:sz w:val="26"/>
           <w:szCs w:val="26"/>
         </w:rPr>
+        <w:lastRenderedPageBreak/>
         <w:t>Yêu cầu 3: Câu hỏi phân tích</w:t>
       </w:r>
     </w:p>
@@ -10299,7 +10978,6 @@
           <w:sz w:val="26"/>
           <w:szCs w:val="26"/>
         </w:rPr>
-        <w:lastRenderedPageBreak/>
         <w:t>Thiết kế test case bao phủ: (a) Tất cả chuyển đổi HỢP LỆ (T01–T12), (b) Tối thiểu 5 chuyển đổi</w:t>
       </w:r>
     </w:p>
